--- a/Curbside_Executive_Summary.docx
+++ b/Curbside_Executive_Summary.docx
@@ -64,10 +64,19 @@
       </w:pPr>
       <w:r>
         <w:rPr>
+          <w:b/>
+          <w:bCs/>
           <w:color w:val="555555"/>
           <w:sz w:val="20"/>
         </w:rPr>
-        <w:t>curbsidescore.com  |  Joshua Keoshkerian | (314) 520-9265</w:t>
+        <w:t>curbsidescore.com</w:t>
+      </w:r>
+      <w:r>
+        <w:rPr>
+          <w:color w:val="555555"/>
+          <w:sz w:val="20"/>
+        </w:rPr>
+        <w:t xml:space="preserve">  |  Joshua Keoshkerian | (314) 520-9265</w:t>
       </w:r>
     </w:p>
     <w:p>
@@ -85,7 +94,13 @@
     </w:p>
     <w:p>
       <w:r>
-        <w:t>Our first product is a Chrome extension that compares asking prices directly across Facebook Marketplace listings. It combines comparable prices, vehicle risk indicators, and negotiation guidance in an explained score out of 100.</w:t>
+        <w:t>Our first product is a Chrome extension</w:t>
+      </w:r>
+      <w:r>
+        <w:t xml:space="preserve"> (working and available for download)</w:t>
+      </w:r>
+      <w:r>
+        <w:t xml:space="preserve"> that compares asking prices directly across Facebook Marketplace listings. It combines comparable prices, vehicle risk indicators, and negotiation guidance in an explained score out of 100.</w:t>
       </w:r>
     </w:p>
     <w:p>
